--- a/webapp/templates/TOTRINH/12_Mau_Ban_sao_van_ban_dien_tu.docx
+++ b/webapp/templates/TOTRINH/12_Mau_Ban_sao_van_ban_dien_tu.docx
@@ -1216,13 +1216,7 @@
               </w:rPr>
             </w:pPr>
             <w:r>
-              <w:rPr>
-                <w:rFonts w:ascii="Times New Roman" w:hAnsi="Times New Roman"/>
-                <w:b/>
-                <w:sz w:val="26"/>
-                <w:szCs w:val="26"/>
-              </w:rPr>
-              <w:t>Họ và tên</w:t>
+              <w:t>(SIGNER)</w:t>
             </w:r>
           </w:p>
         </w:tc>

--- a/webapp/templates/TOTRINH/12_Mau_Ban_sao_van_ban_dien_tu.docx
+++ b/webapp/templates/TOTRINH/12_Mau_Ban_sao_van_ban_dien_tu.docx
@@ -1572,39 +1572,7 @@
         </w:rPr>
       </w:pPr>
       <w:r>
-        <w:rPr>
-          <w:rFonts w:ascii="Times New Roman" w:hAnsi="Times New Roman"/>
-          <w:sz w:val="20"/>
-        </w:rPr>
-        <w:t>(</w:t>
-      </w:r>
-      <w:r>
-        <w:rPr>
-          <w:rFonts w:ascii="Times New Roman" w:hAnsi="Times New Roman"/>
-          <w:sz w:val="20"/>
-        </w:rPr>
-        <w:t>3</w:t>
-      </w:r>
-      <w:r>
-        <w:rPr>
-          <w:rFonts w:ascii="Times New Roman" w:hAnsi="Times New Roman"/>
-          <w:sz w:val="20"/>
-        </w:rPr>
-        <w:t xml:space="preserve">) </w:t>
-      </w:r>
-      <w:r>
-        <w:rPr>
-          <w:rFonts w:ascii="Times New Roman" w:hAnsi="Times New Roman"/>
-          <w:sz w:val="20"/>
-        </w:rPr>
-        <w:t>Thời gian ký số của đơn vị thực hiện sao văn bản</w:t>
-      </w:r>
-      <w:r>
-        <w:rPr>
-          <w:rFonts w:ascii="Times New Roman" w:hAnsi="Times New Roman"/>
-          <w:sz w:val="20"/>
-        </w:rPr>
-        <w:t>.</w:t>
+        <w:t>(TITLE)</w:t>
       </w:r>
     </w:p>
     <w:sectPr>
